--- a/教育评价典型实践案例/附件1 教育评价领域典型实践案例征集表.docx
+++ b/教育评价典型实践案例/附件1 教育评价领域典型实践案例征集表.docx
@@ -175,7 +175,7 @@
                 <w:b w:val="0"/>
                 <w:sz w:val="24"/>
               </w:rPr>
-              <w:t>数字赋能 标准统一——师范生教育教学能力认定抽检全流程数字化评价改革实践</w:t>
+              <w:t>三智能体协同 智赋评价——师范生教育教学能力认定抽检的AI赋能全流程质量监测实践</w:t>
             </w:r>
           </w:p>
         </w:tc>
@@ -641,7 +641,7 @@
                 <w:b w:val="0"/>
                 <w:sz w:val="24"/>
               </w:rPr>
-              <w:t>1.传统人工抽签代表性、公平性不足；</w:t>
+              <w:t>1.标准执行不统一，指标、评分、举证要求复杂且缺乏数字化承载，各校理解执行易偏差；</w:t>
             </w:r>
           </w:p>
           <w:p>
@@ -655,7 +655,7 @@
                 <w:b w:val="0"/>
                 <w:sz w:val="24"/>
               </w:rPr>
-              <w:t>2.各校指标口径、举证要求不统一，跨校结果不可比；</w:t>
+              <w:t>2.审核评审效率低，材料校验仅停留在格式、数量层面，内容判断与专家评阅依赖人工，耗时长、意见易模板化；</w:t>
             </w:r>
           </w:p>
           <w:p>
@@ -669,21 +669,7 @@
                 <w:b w:val="0"/>
                 <w:sz w:val="24"/>
               </w:rPr>
-              <w:t>3.纸质举证流转环节多、过程不透明、难留痕追溯；</w:t>
-            </w:r>
-          </w:p>
-          <w:p>
-            <w:pPr>
-              <w:spacing w:line="312" w:lineRule="auto"/>
-              <w:jc w:val="left"/>
-            </w:pPr>
-            <w:r>
-              <w:rPr>
-                <w:rFonts w:ascii="Times New Roman" w:hAnsi="Times New Roman" w:eastAsia="仿宋"/>
-                <w:b w:val="0"/>
-                <w:sz w:val="24"/>
-              </w:rPr>
-              <w:t>4.专家评审分散，进度不可视、结果统计汇聚效率低。</w:t>
+              <w:t>3.结果运用支撑弱，结果多为分数明细，缺乏结构化诊断，难以反哺培养改进。</w:t>
             </w:r>
           </w:p>
         </w:tc>
@@ -758,7 +744,7 @@
                 <w:b w:val="0"/>
                 <w:sz w:val="24"/>
               </w:rPr>
-              <w:t>1.搭建“指标表—二三级指标—评分项”可配置、可复制的标准化工具库，等级制/分数制并存并自动折算；</w:t>
+              <w:t>研发师范生教育教学能力认定抽检系统，创新嵌入“三智能体”AI赋能体系：</w:t>
             </w:r>
           </w:p>
           <w:p>
@@ -772,7 +758,7 @@
                 <w:b w:val="0"/>
                 <w:sz w:val="24"/>
               </w:rPr>
-              <w:t>2.按专业人数分档、等间隔等距随机抽取并可追溯确认名单；</w:t>
+              <w:t>1.佐证材料智能预检，赋能学生自检与校级审核；</w:t>
             </w:r>
           </w:p>
           <w:p>
@@ -786,7 +772,7 @@
                 <w:b w:val="0"/>
                 <w:sz w:val="24"/>
               </w:rPr>
-              <w:t>3.打通“学生上传—校级审核—评估院复核—专家评审—结果反馈”全流程线上闭环；</w:t>
+              <w:t>2.专家评审AI辅助，自动生成结构化参考意见；</w:t>
             </w:r>
           </w:p>
           <w:p>
@@ -800,7 +786,7 @@
                 <w:b w:val="0"/>
                 <w:sz w:val="24"/>
               </w:rPr>
-              <w:t>4.支持多专家交叉评审、分级权限与操作留痕；</w:t>
+              <w:t>3.认定结果智能诊断，自动生成学校诊断报告。</w:t>
             </w:r>
           </w:p>
           <w:p>
@@ -814,7 +800,7 @@
                 <w:b w:val="0"/>
                 <w:sz w:val="24"/>
               </w:rPr>
-              <w:t>5.评审进度可视、得分明细可导出。</w:t>
+              <w:t>同步推动标准数字化、流程闭环化、规则公平化、成果可复制，以“数字化+智能化”双轮驱动抽检质量监测。</w:t>
             </w:r>
           </w:p>
         </w:tc>
@@ -889,7 +875,7 @@
                 <w:b w:val="0"/>
                 <w:sz w:val="24"/>
               </w:rPr>
-              <w:t>1.评价标准全市统一、跨校结果可比，工具配置效率显著提升；</w:t>
+              <w:t>1.智能预检使单份材料审核时长由约20分钟降至约10分钟（约50%），一次性通过率提升约30个百分点；</w:t>
             </w:r>
           </w:p>
           <w:p>
@@ -903,7 +889,7 @@
                 <w:b w:val="0"/>
                 <w:sz w:val="24"/>
               </w:rPr>
-              <w:t>2.抽样由人工抽签升级为算法等距抽取，公平性与公信力增强；</w:t>
+              <w:t>2.AI辅助使单生评审时长由约30分钟降至约17分钟（约43%），评审意见质量提升；</w:t>
             </w:r>
           </w:p>
           <w:p>
@@ -917,7 +903,7 @@
                 <w:b w:val="0"/>
                 <w:sz w:val="24"/>
               </w:rPr>
-              <w:t>3.举证与评审全程电子化、全程留痕，评审周期大幅压缩、过程可审计；</w:t>
+              <w:t>3.智能诊断报告生成由约1天降至约90分钟，结果从“分数通报”转向“质量反哺”。</w:t>
             </w:r>
           </w:p>
           <w:p>
@@ -931,21 +917,7 @@
                 <w:b w:val="0"/>
                 <w:sz w:val="24"/>
               </w:rPr>
-              <w:t>4.交叉评审与权限日志机制提升评分客观性与数据安全；</w:t>
-            </w:r>
-          </w:p>
-          <w:p>
-            <w:pPr>
-              <w:spacing w:line="312" w:lineRule="auto"/>
-              <w:jc w:val="left"/>
-            </w:pPr>
-            <w:r>
-              <w:rPr>
-                <w:rFonts w:ascii="Times New Roman" w:hAnsi="Times New Roman" w:eastAsia="仿宋"/>
-                <w:b w:val="0"/>
-                <w:sz w:val="24"/>
-              </w:rPr>
-              <w:t>5.进度可视、数据可导出，结果用于诊断改进、以评促建。平台已连续运行【X】年，覆盖【XX】所院校。</w:t>
+              <w:t>系统已支撑全市10余所高校、30余个专业、500余名师范生。</w:t>
             </w:r>
           </w:p>
         </w:tc>
